--- a/templates/3day_commercial_TEMPLATE.docx
+++ b/templates/3day_commercial_TEMPLATE.docx
@@ -830,13 +830,7 @@
         <w:rPr>
           <w:sz w:val="24"/>
         </w:rPr>
-        <w:t xml:space="preserve">{{RENT_DUE_DATE}}</w:t>
-      </w:r>
-      <w:r>
-        <w:rPr>
-          <w:sz w:val="24"/>
-        </w:rPr>
-        <w:t xml:space="preserve">     {{AMOUNT_DUE}}</w:t>
+        <w:t>{{RENT_DUE_DATE}}</w:t>
       </w:r>
     </w:p>
     <w:p>
@@ -871,6 +865,22 @@
           <w:u w:val="single" w:color="0B0B0B"/>
         </w:rPr>
         <w:t>DUE</w:t>
+      </w:r>
+    </w:p>
+    <w:p>
+      <w:pPr>
+        <w:spacing w:before="46"/>
+        <w:ind w:left="1169" w:right="0" w:firstLine="0"/>
+        <w:jc w:val="left"/>
+        <w:rPr>
+          <w:sz w:val="24"/>
+        </w:rPr>
+      </w:pPr>
+      <w:r>
+        <w:rPr>
+          <w:sz w:val="24"/>
+        </w:rPr>
+        <w:t>{{AMOUNT_DUE}}</w:t>
       </w:r>
     </w:p>
     <w:p>

--- a/templates/3day_commercial_TEMPLATE.docx
+++ b/templates/3day_commercial_TEMPLATE.docx
@@ -1182,7 +1182,7 @@
       <w:pPr>
         <w:pStyle w:val="Heading1"/>
         <w:spacing w:before="0"/>
-        <w:ind w:left="2541"/>
+        <w:ind w:left="7071"/>
       </w:pPr>
       <w:r>
         <w:rPr/>
